--- a/klagomål/A 34868-2026 FSC-klagomål.docx
+++ b/klagomål/A 34868-2026 FSC-klagomål.docx
@@ -1573,7 +1573,7 @@
     <w:r>
       <w:tab/>
       <w:tab/>
-      <w:t>2026-09-14</w:t>
+      <w:t>2026-09-15</w:t>
       <w:br/>
       <w:br/>
     </w:r>

--- a/klagomål/A 34868-2026 FSC-klagomål.docx
+++ b/klagomål/A 34868-2026 FSC-klagomål.docx
@@ -1573,7 +1573,7 @@
     <w:r>
       <w:tab/>
       <w:tab/>
-      <w:t>2026-09-15</w:t>
+      <w:t>2026-09-16</w:t>
       <w:br/>
       <w:br/>
     </w:r>

--- a/klagomål/A 34868-2026 FSC-klagomål.docx
+++ b/klagomål/A 34868-2026 FSC-klagomål.docx
@@ -1573,7 +1573,7 @@
     <w:r>
       <w:tab/>
       <w:tab/>
-      <w:t>2026-09-16</w:t>
+      <w:t>2026-09-17</w:t>
       <w:br/>
       <w:br/>
     </w:r>

--- a/klagomål/A 34868-2026 FSC-klagomål.docx
+++ b/klagomål/A 34868-2026 FSC-klagomål.docx
@@ -1573,7 +1573,7 @@
     <w:r>
       <w:tab/>
       <w:tab/>
-      <w:t>2026-09-17</w:t>
+      <w:t>2026-09-18</w:t>
       <w:br/>
       <w:br/>
     </w:r>

--- a/klagomål/A 34868-2026 FSC-klagomål.docx
+++ b/klagomål/A 34868-2026 FSC-klagomål.docx
@@ -1573,7 +1573,7 @@
     <w:r>
       <w:tab/>
       <w:tab/>
-      <w:t>2026-09-18</w:t>
+      <w:t>2026-09-19</w:t>
       <w:br/>
       <w:br/>
     </w:r>

--- a/klagomål/A 34868-2026 FSC-klagomål.docx
+++ b/klagomål/A 34868-2026 FSC-klagomål.docx
@@ -1573,7 +1573,7 @@
     <w:r>
       <w:tab/>
       <w:tab/>
-      <w:t>2026-09-19</w:t>
+      <w:t>2026-09-21</w:t>
       <w:br/>
       <w:br/>
     </w:r>

--- a/klagomål/A 34868-2026 FSC-klagomål.docx
+++ b/klagomål/A 34868-2026 FSC-klagomål.docx
@@ -178,7 +178,7 @@
       <w:r>
         <w:drawing>
           <wp:inline xmlns:a="http://schemas.openxmlformats.org/drawingml/2006/main" xmlns:pic="http://schemas.openxmlformats.org/drawingml/2006/picture">
-            <wp:extent cx="5215041" cy="5724000"/>
+            <wp:extent cx="5319974" cy="5724000"/>
             <wp:docPr id="1" name="Picture 1"/>
             <wp:cNvGraphicFramePr>
               <a:graphicFrameLocks noChangeAspect="1"/>
@@ -199,7 +199,7 @@
                   <pic:spPr>
                     <a:xfrm>
                       <a:off x="0" y="0"/>
-                      <a:ext cx="5215041" cy="5724000"/>
+                      <a:ext cx="5319974" cy="5724000"/>
                     </a:xfrm>
                     <a:prstGeom prst="rect"/>
                   </pic:spPr>
@@ -221,7 +221,7 @@
     </w:p>
     <w:p>
       <w:r>
-        <w:t>I avverkningsanmälan finns fynd av 9 naturvårdsarter, varav 3 är rödlistade, 5 är fridlysta, 8 är typiska (T) och 3 är signalarter (S): knärot (VU, T, §8), rynkskinn (NT, T), ullticka (NT, T), bronshjon (S, T), mindre märgborre (S, T), plattlummer (S, T, §9), spillkråka (T, §4), tjäder (T, §4) och revlummer (§9). Se Figur 1.</w:t>
+        <w:t>I avverkningsanmälan finns fynd av 11 naturvårdsarter, varav 4 är rödlistade, 5 är fridlysta, 9 är typiska (T) och 4 är signalarter (S): knärot (VU, T, §8), rosenticka (NT, T), rynkskinn (NT, T), ullticka (NT, T), bronshjon (S, T), mindre märgborre (S, T), plattlummer (S, T, §9), thomsons trägnagare (S), spillkråka (T, §4), tjäder (T, §4) och revlummer (§9). Se Figur 1.</w:t>
       </w:r>
     </w:p>
     <w:p>
@@ -296,7 +296,7 @@
     </w:p>
     <w:p>
       <w:r>
-        <w:t>I det avverkningsanmälda området finns 37 fyndplatser för knärot registrerade på Artportalen. Figur 2 visar gränserna för buffertzoner på 50 m, som behöver lämnas kring fyndplatserna för att knärotslokalerna inte ska försvinna vid en avverkning. Av det avverkningsanmälda området överlappar 9.80 ha med buffertzonerna och får av detta skäl inte avverkas.</w:t>
+        <w:t>I det avverkningsanmälda området finns 44 fyndplatser för knärot registrerade på Artportalen. Figur 2 visar gränserna för buffertzoner på 50 m, som behöver lämnas kring fyndplatserna för att knärotslokalerna inte ska försvinna vid en avverkning. Av det avverkningsanmälda området överlappar 10.43 ha med buffertzonerna och får av detta skäl inte avverkas.</w:t>
       </w:r>
     </w:p>
     <w:p>
@@ -352,6 +352,35 @@
         <w:rPr>
           <w:b/>
         </w:rPr>
+        <w:t>Rosenticka (NT)</w:t>
+      </w:r>
+      <w:r>
+        <w:t xml:space="preserve">, rödlistad som nära hotad, ingår i en karaktäristisk association av vedsvampar som växer på gamla, grova granlågor i urskogsartade barrskogar. Den är placerad i toppen av Skogsstyrelsens värdepyramid för bedömning av skog med höga naturvärden och indikerar ett granskogsekosystem med långvarig kontinuitet av grova lågor. Artens beroende av grova granlågor innebär att alla skogsskötselåtgärder på eller i omedelbar närhet av lokalerna utgör ett hot på lång sikt. Det är angeläget att populationerna inte ytterligare glesas ut och ett tillräckligt antal områden där arten nu finns måste sparas för framtiden. Rosenticka är typisk art för </w:t>
+      </w:r>
+      <w:r>
+        <w:rPr>
+          <w:i/>
+        </w:rPr>
+        <w:t xml:space="preserve">9010 Taiga </w:t>
+      </w:r>
+      <w:r>
+        <w:t xml:space="preserve">och </w:t>
+      </w:r>
+      <w:r>
+        <w:rPr>
+          <w:i/>
+        </w:rPr>
+        <w:t>9050 Näringsrik granskog</w:t>
+      </w:r>
+      <w:r>
+        <w:t xml:space="preserve"> (Nitare &amp; Skogsstyrelsen, 2019; SLU Artdatabanken, 2024).</w:t>
+      </w:r>
+    </w:p>
+    <w:p>
+      <w:r>
+        <w:rPr>
+          <w:b/>
+        </w:rPr>
         <w:t>Rynkskinn (NT)</w:t>
       </w:r>
       <w:r>
@@ -674,7 +703,7 @@
         <w:rPr>
           <w:i/>
         </w:rPr>
-        <w:t>I det avverkningsanmälda skogsområdet har 9 naturvårdsarter varav 3 rödlistade arter sina livsmiljöer och växtplatser.</w:t>
+        <w:t>I det avverkningsanmälda skogsområdet har 11 naturvårdsarter varav 4 rödlistade arter sina livsmiljöer och växtplatser.</w:t>
       </w:r>
     </w:p>
     <w:p>
@@ -1573,7 +1602,7 @@
     <w:r>
       <w:tab/>
       <w:tab/>
-      <w:t>2026-09-21</w:t>
+      <w:t>2026-09-23</w:t>
       <w:br/>
       <w:br/>
     </w:r>

--- a/klagomål/A 34868-2026 FSC-klagomål.docx
+++ b/klagomål/A 34868-2026 FSC-klagomål.docx
@@ -1602,7 +1602,7 @@
     <w:r>
       <w:tab/>
       <w:tab/>
-      <w:t>2026-09-23</w:t>
+      <w:t>2026-09-24</w:t>
       <w:br/>
       <w:br/>
     </w:r>

--- a/klagomål/A 34868-2026 FSC-klagomål.docx
+++ b/klagomål/A 34868-2026 FSC-klagomål.docx
@@ -1602,7 +1602,7 @@
     <w:r>
       <w:tab/>
       <w:tab/>
-      <w:t>2026-09-24</w:t>
+      <w:t>2026-09-25</w:t>
       <w:br/>
       <w:br/>
     </w:r>

--- a/klagomål/A 34868-2026 FSC-klagomål.docx
+++ b/klagomål/A 34868-2026 FSC-klagomål.docx
@@ -1602,7 +1602,7 @@
     <w:r>
       <w:tab/>
       <w:tab/>
-      <w:t>2026-09-25</w:t>
+      <w:t>2026-09-26</w:t>
       <w:br/>
       <w:br/>
     </w:r>

--- a/klagomål/A 34868-2026 FSC-klagomål.docx
+++ b/klagomål/A 34868-2026 FSC-klagomål.docx
@@ -1602,7 +1602,7 @@
     <w:r>
       <w:tab/>
       <w:tab/>
-      <w:t>2026-09-26</w:t>
+      <w:t>2026-09-27</w:t>
       <w:br/>
       <w:br/>
     </w:r>

--- a/klagomål/A 34868-2026 FSC-klagomål.docx
+++ b/klagomål/A 34868-2026 FSC-klagomål.docx
@@ -1602,7 +1602,7 @@
     <w:r>
       <w:tab/>
       <w:tab/>
-      <w:t>2026-09-27</w:t>
+      <w:t>2026-09-28</w:t>
       <w:br/>
       <w:br/>
     </w:r>

--- a/klagomål/A 34868-2026 FSC-klagomål.docx
+++ b/klagomål/A 34868-2026 FSC-klagomål.docx
@@ -1602,7 +1602,7 @@
     <w:r>
       <w:tab/>
       <w:tab/>
-      <w:t>2026-09-28</w:t>
+      <w:t>2026-09-29</w:t>
       <w:br/>
       <w:br/>
     </w:r>

--- a/klagomål/A 34868-2026 FSC-klagomål.docx
+++ b/klagomål/A 34868-2026 FSC-klagomål.docx
@@ -1602,7 +1602,7 @@
     <w:r>
       <w:tab/>
       <w:tab/>
-      <w:t>2026-09-29</w:t>
+      <w:t>2026-09-30</w:t>
       <w:br/>
       <w:br/>
     </w:r>

--- a/klagomål/A 34868-2026 FSC-klagomål.docx
+++ b/klagomål/A 34868-2026 FSC-klagomål.docx
@@ -1602,7 +1602,7 @@
     <w:r>
       <w:tab/>
       <w:tab/>
-      <w:t>2026-09-30</w:t>
+      <w:t>2026-10-01</w:t>
       <w:br/>
       <w:br/>
     </w:r>

--- a/klagomål/A 34868-2026 FSC-klagomål.docx
+++ b/klagomål/A 34868-2026 FSC-klagomål.docx
@@ -1602,7 +1602,7 @@
     <w:r>
       <w:tab/>
       <w:tab/>
-      <w:t>2026-10-01</w:t>
+      <w:t>2026-10-02</w:t>
       <w:br/>
       <w:br/>
     </w:r>

--- a/klagomål/A 34868-2026 FSC-klagomål.docx
+++ b/klagomål/A 34868-2026 FSC-klagomål.docx
@@ -1602,7 +1602,7 @@
     <w:r>
       <w:tab/>
       <w:tab/>
-      <w:t>2026-10-02</w:t>
+      <w:t>2026-10-03</w:t>
       <w:br/>
       <w:br/>
     </w:r>

--- a/klagomål/A 34868-2026 FSC-klagomål.docx
+++ b/klagomål/A 34868-2026 FSC-klagomål.docx
@@ -1602,7 +1602,7 @@
     <w:r>
       <w:tab/>
       <w:tab/>
-      <w:t>2026-10-03</w:t>
+      <w:t>2026-10-04</w:t>
       <w:br/>
       <w:br/>
     </w:r>

--- a/klagomål/A 34868-2026 FSC-klagomål.docx
+++ b/klagomål/A 34868-2026 FSC-klagomål.docx
@@ -1602,7 +1602,7 @@
     <w:r>
       <w:tab/>
       <w:tab/>
-      <w:t>2026-10-04</w:t>
+      <w:t>2026-10-05</w:t>
       <w:br/>
       <w:br/>
     </w:r>

--- a/klagomål/A 34868-2026 FSC-klagomål.docx
+++ b/klagomål/A 34868-2026 FSC-klagomål.docx
@@ -1602,7 +1602,7 @@
     <w:r>
       <w:tab/>
       <w:tab/>
-      <w:t>2026-10-05</w:t>
+      <w:t>2026-10-06</w:t>
       <w:br/>
       <w:br/>
     </w:r>

--- a/klagomål/A 34868-2026 FSC-klagomål.docx
+++ b/klagomål/A 34868-2026 FSC-klagomål.docx
@@ -1602,7 +1602,7 @@
     <w:r>
       <w:tab/>
       <w:tab/>
-      <w:t>2026-10-06</w:t>
+      <w:t>2026-10-07</w:t>
       <w:br/>
       <w:br/>
     </w:r>

--- a/klagomål/A 34868-2026 FSC-klagomål.docx
+++ b/klagomål/A 34868-2026 FSC-klagomål.docx
@@ -1602,7 +1602,7 @@
     <w:r>
       <w:tab/>
       <w:tab/>
-      <w:t>2026-10-07</w:t>
+      <w:t>2026-10-08</w:t>
       <w:br/>
       <w:br/>
     </w:r>

--- a/klagomål/A 34868-2026 FSC-klagomål.docx
+++ b/klagomål/A 34868-2026 FSC-klagomål.docx
@@ -1602,7 +1602,7 @@
     <w:r>
       <w:tab/>
       <w:tab/>
-      <w:t>2026-10-08</w:t>
+      <w:t>2026-10-09</w:t>
       <w:br/>
       <w:br/>
     </w:r>

--- a/klagomål/A 34868-2026 FSC-klagomål.docx
+++ b/klagomål/A 34868-2026 FSC-klagomål.docx
@@ -1602,7 +1602,7 @@
     <w:r>
       <w:tab/>
       <w:tab/>
-      <w:t>2026-10-09</w:t>
+      <w:t>2026-10-10</w:t>
       <w:br/>
       <w:br/>
     </w:r>

--- a/klagomål/A 34868-2026 FSC-klagomål.docx
+++ b/klagomål/A 34868-2026 FSC-klagomål.docx
@@ -1602,7 +1602,7 @@
     <w:r>
       <w:tab/>
       <w:tab/>
-      <w:t>2026-10-10</w:t>
+      <w:t>2026-10-11</w:t>
       <w:br/>
       <w:br/>
     </w:r>

--- a/klagomål/A 34868-2026 FSC-klagomål.docx
+++ b/klagomål/A 34868-2026 FSC-klagomål.docx
@@ -1602,7 +1602,7 @@
     <w:r>
       <w:tab/>
       <w:tab/>
-      <w:t>2026-10-11</w:t>
+      <w:t>2026-10-12</w:t>
       <w:br/>
       <w:br/>
     </w:r>

--- a/klagomål/A 34868-2026 FSC-klagomål.docx
+++ b/klagomål/A 34868-2026 FSC-klagomål.docx
@@ -1602,7 +1602,7 @@
     <w:r>
       <w:tab/>
       <w:tab/>
-      <w:t>2026-10-12</w:t>
+      <w:t>2026-10-13</w:t>
       <w:br/>
       <w:br/>
     </w:r>

--- a/klagomål/A 34868-2026 FSC-klagomål.docx
+++ b/klagomål/A 34868-2026 FSC-klagomål.docx
@@ -1602,7 +1602,7 @@
     <w:r>
       <w:tab/>
       <w:tab/>
-      <w:t>2026-10-13</w:t>
+      <w:t>2026-10-14</w:t>
       <w:br/>
       <w:br/>
     </w:r>

--- a/klagomål/A 34868-2026 FSC-klagomål.docx
+++ b/klagomål/A 34868-2026 FSC-klagomål.docx
@@ -1602,7 +1602,7 @@
     <w:r>
       <w:tab/>
       <w:tab/>
-      <w:t>2026-10-14</w:t>
+      <w:t>2026-10-15</w:t>
       <w:br/>
       <w:br/>
     </w:r>

--- a/klagomål/A 34868-2026 FSC-klagomål.docx
+++ b/klagomål/A 34868-2026 FSC-klagomål.docx
@@ -1602,7 +1602,7 @@
     <w:r>
       <w:tab/>
       <w:tab/>
-      <w:t>2026-10-15</w:t>
+      <w:t>2026-10-16</w:t>
       <w:br/>
       <w:br/>
     </w:r>

--- a/klagomål/A 34868-2026 FSC-klagomål.docx
+++ b/klagomål/A 34868-2026 FSC-klagomål.docx
@@ -1602,7 +1602,7 @@
     <w:r>
       <w:tab/>
       <w:tab/>
-      <w:t>2026-10-16</w:t>
+      <w:t>2026-10-17</w:t>
       <w:br/>
       <w:br/>
     </w:r>

--- a/klagomål/A 34868-2026 FSC-klagomål.docx
+++ b/klagomål/A 34868-2026 FSC-klagomål.docx
@@ -1602,7 +1602,7 @@
     <w:r>
       <w:tab/>
       <w:tab/>
-      <w:t>2026-10-17</w:t>
+      <w:t>2026-10-18</w:t>
       <w:br/>
       <w:br/>
     </w:r>

--- a/klagomål/A 34868-2026 FSC-klagomål.docx
+++ b/klagomål/A 34868-2026 FSC-klagomål.docx
@@ -1602,7 +1602,7 @@
     <w:r>
       <w:tab/>
       <w:tab/>
-      <w:t>2026-10-18</w:t>
+      <w:t>2026-10-19</w:t>
       <w:br/>
       <w:br/>
     </w:r>

--- a/klagomål/A 34868-2026 FSC-klagomål.docx
+++ b/klagomål/A 34868-2026 FSC-klagomål.docx
@@ -1602,7 +1602,7 @@
     <w:r>
       <w:tab/>
       <w:tab/>
-      <w:t>2026-10-19</w:t>
+      <w:t>2026-10-20</w:t>
       <w:br/>
       <w:br/>
     </w:r>

--- a/klagomål/A 34868-2026 FSC-klagomål.docx
+++ b/klagomål/A 34868-2026 FSC-klagomål.docx
@@ -1602,7 +1602,7 @@
     <w:r>
       <w:tab/>
       <w:tab/>
-      <w:t>2026-10-20</w:t>
+      <w:t>2026-10-21</w:t>
       <w:br/>
       <w:br/>
     </w:r>

--- a/klagomål/A 34868-2026 FSC-klagomål.docx
+++ b/klagomål/A 34868-2026 FSC-klagomål.docx
@@ -1602,7 +1602,7 @@
     <w:r>
       <w:tab/>
       <w:tab/>
-      <w:t>2026-10-21</w:t>
+      <w:t>2026-10-22</w:t>
       <w:br/>
       <w:br/>
     </w:r>

--- a/klagomål/A 34868-2026 FSC-klagomål.docx
+++ b/klagomål/A 34868-2026 FSC-klagomål.docx
@@ -1602,7 +1602,7 @@
     <w:r>
       <w:tab/>
       <w:tab/>
-      <w:t>2026-10-22</w:t>
+      <w:t>2026-10-23</w:t>
       <w:br/>
       <w:br/>
     </w:r>

--- a/klagomål/A 34868-2026 FSC-klagomål.docx
+++ b/klagomål/A 34868-2026 FSC-klagomål.docx
@@ -1602,7 +1602,7 @@
     <w:r>
       <w:tab/>
       <w:tab/>
-      <w:t>2026-10-23</w:t>
+      <w:t>2026-10-24</w:t>
       <w:br/>
       <w:br/>
     </w:r>

--- a/klagomål/A 34868-2026 FSC-klagomål.docx
+++ b/klagomål/A 34868-2026 FSC-klagomål.docx
@@ -1602,7 +1602,7 @@
     <w:r>
       <w:tab/>
       <w:tab/>
-      <w:t>2026-10-24</w:t>
+      <w:t>2026-10-25</w:t>
       <w:br/>
       <w:br/>
     </w:r>

--- a/klagomål/A 34868-2026 FSC-klagomål.docx
+++ b/klagomål/A 34868-2026 FSC-klagomål.docx
@@ -1602,7 +1602,7 @@
     <w:r>
       <w:tab/>
       <w:tab/>
-      <w:t>2026-10-25</w:t>
+      <w:t>2026-10-26</w:t>
       <w:br/>
       <w:br/>
     </w:r>

--- a/klagomål/A 34868-2026 FSC-klagomål.docx
+++ b/klagomål/A 34868-2026 FSC-klagomål.docx
@@ -1602,7 +1602,7 @@
     <w:r>
       <w:tab/>
       <w:tab/>
-      <w:t>2026-10-26</w:t>
+      <w:t>2026-10-27</w:t>
       <w:br/>
       <w:br/>
     </w:r>

--- a/klagomål/A 34868-2026 FSC-klagomål.docx
+++ b/klagomål/A 34868-2026 FSC-klagomål.docx
@@ -1602,7 +1602,7 @@
     <w:r>
       <w:tab/>
       <w:tab/>
-      <w:t>2026-10-27</w:t>
+      <w:t>2026-10-28</w:t>
       <w:br/>
       <w:br/>
     </w:r>

--- a/klagomål/A 34868-2026 FSC-klagomål.docx
+++ b/klagomål/A 34868-2026 FSC-klagomål.docx
@@ -1602,7 +1602,7 @@
     <w:r>
       <w:tab/>
       <w:tab/>
-      <w:t>2026-10-28</w:t>
+      <w:t>2026-10-29</w:t>
       <w:br/>
       <w:br/>
     </w:r>

--- a/klagomål/A 34868-2026 FSC-klagomål.docx
+++ b/klagomål/A 34868-2026 FSC-klagomål.docx
@@ -1602,7 +1602,7 @@
     <w:r>
       <w:tab/>
       <w:tab/>
-      <w:t>2026-10-29</w:t>
+      <w:t>2026-10-31</w:t>
       <w:br/>
       <w:br/>
     </w:r>
